--- a/MercariPriceSuggestion/reports/5.1_프로젝트 개요_lsj.docx
+++ b/MercariPriceSuggestion/reports/5.1_프로젝트 개요_lsj.docx
@@ -43,115 +43,23 @@
             </w:r>
           </w:p>
           <w:p>
-            <w:proofErr w:type="spellStart"/>
             <w:r>
               <w:rPr>
                 <w:rFonts w:ascii="Consolas" w:hAnsi="Consolas"/>
                 <w:color w:val="000000"/>
                 <w:sz w:val="18"/>
               </w:rPr>
-              <w:t>X_features</w:t>
+              <w:t xml:space="preserve">X_features['var3'] = X_features['var3'].replace(-999999, 2) </w:t>
             </w:r>
-            <w:proofErr w:type="spellEnd"/>
+          </w:p>
+          <w:p>
             <w:r>
               <w:rPr>
                 <w:rFonts w:ascii="Consolas" w:hAnsi="Consolas"/>
                 <w:color w:val="000000"/>
                 <w:sz w:val="18"/>
               </w:rPr>
-              <w:t xml:space="preserve">['var3'] = </w:t>
-            </w:r>
-            <w:proofErr w:type="spellStart"/>
-            <w:r>
-              <w:rPr>
-                <w:rFonts w:ascii="Consolas" w:hAnsi="Consolas"/>
-                <w:color w:val="000000"/>
-                <w:sz w:val="18"/>
-              </w:rPr>
-              <w:t>X_features</w:t>
-            </w:r>
-            <w:proofErr w:type="spellEnd"/>
-            <w:r>
-              <w:rPr>
-                <w:rFonts w:ascii="Consolas" w:hAnsi="Consolas"/>
-                <w:color w:val="000000"/>
-                <w:sz w:val="18"/>
-              </w:rPr>
-              <w:t>['var3'</w:t>
-            </w:r>
-            <w:proofErr w:type="gramStart"/>
-            <w:r>
-              <w:rPr>
-                <w:rFonts w:ascii="Consolas" w:hAnsi="Consolas"/>
-                <w:color w:val="000000"/>
-                <w:sz w:val="18"/>
-              </w:rPr>
-              <w:t>].replace</w:t>
-            </w:r>
-            <w:proofErr w:type="gramEnd"/>
-            <w:r>
-              <w:rPr>
-                <w:rFonts w:ascii="Consolas" w:hAnsi="Consolas"/>
-                <w:color w:val="000000"/>
-                <w:sz w:val="18"/>
-              </w:rPr>
-              <w:t xml:space="preserve">(-999999, 2) </w:t>
-            </w:r>
-          </w:p>
-          <w:p>
-            <w:proofErr w:type="spellStart"/>
-            <w:r>
-              <w:rPr>
-                <w:rFonts w:ascii="Consolas" w:hAnsi="Consolas"/>
-                <w:color w:val="000000"/>
-                <w:sz w:val="18"/>
-              </w:rPr>
-              <w:t>X_test</w:t>
-            </w:r>
-            <w:proofErr w:type="spellEnd"/>
-            <w:r>
-              <w:rPr>
-                <w:rFonts w:ascii="Consolas" w:hAnsi="Consolas"/>
-                <w:color w:val="000000"/>
-                <w:sz w:val="18"/>
-              </w:rPr>
-              <w:t xml:space="preserve">['var3'] = </w:t>
-            </w:r>
-            <w:proofErr w:type="spellStart"/>
-            <w:r>
-              <w:rPr>
-                <w:rFonts w:ascii="Consolas" w:hAnsi="Consolas"/>
-                <w:color w:val="000000"/>
-                <w:sz w:val="18"/>
-              </w:rPr>
-              <w:t>X_test</w:t>
-            </w:r>
-            <w:proofErr w:type="spellEnd"/>
-            <w:r>
-              <w:rPr>
-                <w:rFonts w:ascii="Consolas" w:hAnsi="Consolas"/>
-                <w:color w:val="000000"/>
-                <w:sz w:val="18"/>
-              </w:rPr>
-              <w:t>['var3'</w:t>
-            </w:r>
-            <w:proofErr w:type="gramStart"/>
-            <w:r>
-              <w:rPr>
-                <w:rFonts w:ascii="Consolas" w:hAnsi="Consolas"/>
-                <w:color w:val="000000"/>
-                <w:sz w:val="18"/>
-              </w:rPr>
-              <w:t>].replace</w:t>
-            </w:r>
-            <w:proofErr w:type="gramEnd"/>
-            <w:r>
-              <w:rPr>
-                <w:rFonts w:ascii="Consolas" w:hAnsi="Consolas"/>
-                <w:color w:val="000000"/>
-                <w:sz w:val="18"/>
-              </w:rPr>
-              <w:t xml:space="preserve">(-999999, 2) </w:t>
+              <w:t xml:space="preserve">X_test['var3'] = X_test['var3'].replace(-999999, 2) </w:t>
             </w:r>
           </w:p>
         </w:tc>
@@ -198,21 +106,7 @@
         <w:rPr>
           <w:rFonts w:hint="eastAsia"/>
         </w:rPr>
-        <w:t xml:space="preserve">에 등록된 상품 정보를 기반으로 각 상품의 판매 가격을 예측하는 </w:t>
-      </w:r>
-      <w:proofErr w:type="spellStart"/>
-      <w:r>
-        <w:rPr>
-          <w:rFonts w:hint="eastAsia"/>
-        </w:rPr>
-        <w:t>머신러닝</w:t>
-      </w:r>
-      <w:proofErr w:type="spellEnd"/>
-      <w:r>
-        <w:rPr>
-          <w:rFonts w:hint="eastAsia"/>
-        </w:rPr>
-        <w:t xml:space="preserve"> 문제를 다룬다.</w:t>
+        <w:t>에 등록된 상품 정보를 기반으로 각 상품의 판매 가격을 예측하는 머신러닝 문제를 다룬다.</w:t>
       </w:r>
     </w:p>
     <w:p>
@@ -254,21 +148,7 @@
         <w:rPr>
           <w:rFonts w:hint="eastAsia"/>
         </w:rPr>
-        <w:t>으로 구성되어 있으며, 상품명, 카테고리, 브랜드, 상품 설명과 같은 텍스트 정보와 상품 상태(</w:t>
-      </w:r>
-      <w:proofErr w:type="spellStart"/>
-      <w:r>
-        <w:rPr>
-          <w:rFonts w:hint="eastAsia"/>
-        </w:rPr>
-        <w:t>item_condition_id</w:t>
-      </w:r>
-      <w:proofErr w:type="spellEnd"/>
-      <w:r>
-        <w:rPr>
-          <w:rFonts w:hint="eastAsia"/>
-        </w:rPr>
-        <w:t>), 배송 여부(shipping)</w:t>
+        <w:t>으로 구성되어 있으며, 상품명, 카테고리, 브랜드, 상품 설명과 같은 텍스트 정보와 상품 상태(item_condition_id), 배송 여부(shipping)</w:t>
       </w:r>
       <w:r>
         <w:rPr>
@@ -465,25 +345,7 @@
           <w:bCs/>
         </w:rPr>
         <w:lastRenderedPageBreak/>
-        <w:t xml:space="preserve">TF-IDF, </w:t>
-      </w:r>
-      <w:proofErr w:type="spellStart"/>
-      <w:r>
-        <w:rPr>
-          <w:rFonts w:hint="eastAsia"/>
-          <w:b/>
-          <w:bCs/>
-        </w:rPr>
-        <w:t>임베딩</w:t>
-      </w:r>
-      <w:proofErr w:type="spellEnd"/>
-      <w:r>
-        <w:rPr>
-          <w:rFonts w:hint="eastAsia"/>
-          <w:b/>
-          <w:bCs/>
-        </w:rPr>
-        <w:t>(BERT, Word2</w:t>
+        <w:t>TF-IDF, 임베딩(BERT, Word2</w:t>
       </w:r>
       <w:r>
         <w:rPr>
@@ -701,69 +563,173 @@
           <w:b/>
           <w:bCs/>
         </w:rPr>
-        <w:t xml:space="preserve">판매 가격을 예측하는 회귀 기반 </w:t>
-      </w:r>
-      <w:proofErr w:type="spellStart"/>
+        <w:t>판매 가격을 예측하는 회귀 기반 머신러닝</w:t>
+      </w:r>
+      <w:r>
+        <w:rPr>
+          <w:rFonts w:hint="eastAsia"/>
+        </w:rPr>
+        <w:t xml:space="preserve"> 문제로 정의한다. 텍스트 데이터와 범주형</w:t>
+      </w:r>
+      <w:r>
+        <w:t>·</w:t>
+      </w:r>
+      <w:r>
+        <w:rPr>
+          <w:rFonts w:hint="eastAsia"/>
+        </w:rPr>
+        <w:t>수치형 데이터가 혼합된 환경에서 데이터 누수를 방지하고, 실제 서비스 환경에서도 적용</w:t>
+      </w:r>
+      <w:r>
+        <w:rPr>
+          <w:rFonts w:hint="eastAsia"/>
+        </w:rPr>
+        <w:t>할 수 있는</w:t>
+      </w:r>
+      <w:r>
+        <w:rPr>
+          <w:rFonts w:hint="eastAsia"/>
+        </w:rPr>
+        <w:t xml:space="preserve"> 가격 예측 모델을 구축하는 것을 문제의 핵심으로 설정한다.</w:t>
+      </w:r>
+    </w:p>
+    <w:p>
+      <w:pPr>
+        <w:pStyle w:val="4"/>
+      </w:pPr>
+      <w:r>
+        <w:rPr>
+          <w:rFonts w:hint="eastAsia"/>
+        </w:rPr>
+        <w:t>5.1.1.1 문제 유형</w:t>
+      </w:r>
+      <w:r>
+        <w:rPr>
+          <w:rFonts w:hint="eastAsia"/>
+        </w:rPr>
+        <w:t xml:space="preserve"> 및 목표</w:t>
+      </w:r>
+    </w:p>
+    <w:p>
+      <w:r>
+        <w:rPr>
+          <w:rFonts w:hint="eastAsia"/>
+        </w:rPr>
+        <w:t xml:space="preserve">본 프로젝트는 </w:t>
+      </w:r>
       <w:r>
         <w:rPr>
           <w:rFonts w:hint="eastAsia"/>
           <w:b/>
           <w:bCs/>
         </w:rPr>
-        <w:t>머신러닝</w:t>
-      </w:r>
-      <w:proofErr w:type="spellEnd"/>
-      <w:r>
-        <w:rPr>
-          <w:rFonts w:hint="eastAsia"/>
-        </w:rPr>
-        <w:t xml:space="preserve"> 문제로 정의한다. 텍스트 데이터와 범주형</w:t>
-      </w:r>
-      <w:r>
-        <w:t>·</w:t>
-      </w:r>
-      <w:r>
-        <w:rPr>
-          <w:rFonts w:hint="eastAsia"/>
-        </w:rPr>
-        <w:t>수치형 데이터가 혼합된 환경에서 데이터 누수를 방지하고, 실제 서비스 환경에서도 적용</w:t>
-      </w:r>
-      <w:r>
-        <w:rPr>
-          <w:rFonts w:hint="eastAsia"/>
-        </w:rPr>
-        <w:t>할 수 있는</w:t>
-      </w:r>
-      <w:r>
-        <w:rPr>
-          <w:rFonts w:hint="eastAsia"/>
-        </w:rPr>
-        <w:t xml:space="preserve"> 가격 예측 모델을 구축하는 것을 문제의 핵심으로 설정한다.</w:t>
+        <w:t>지도학습 기반 회귀(Regression)</w:t>
+      </w:r>
+      <w:r>
+        <w:rPr>
+          <w:rFonts w:hint="eastAsia"/>
+          <w:b/>
+          <w:bCs/>
+        </w:rPr>
+        <w:t xml:space="preserve"> 문제</w:t>
+      </w:r>
+      <w:r>
+        <w:rPr>
+          <w:rFonts w:hint="eastAsia"/>
+        </w:rPr>
+        <w:t xml:space="preserve">로, 상품의 다양한 입력 피처를 활용하여 연속형 값인 </w:t>
+      </w:r>
+      <w:r>
+        <w:rPr>
+          <w:rFonts w:hint="eastAsia"/>
+          <w:b/>
+          <w:bCs/>
+        </w:rPr>
+        <w:t>상품 판매 가격을 예측</w:t>
+      </w:r>
+      <w:r>
+        <w:rPr>
+          <w:rFonts w:hint="eastAsia"/>
+        </w:rPr>
+        <w:t xml:space="preserve">하는 것을 목표로 한다. 상품명과 상품 설명으로부터 추출한 </w:t>
+      </w:r>
+      <w:r>
+        <w:rPr>
+          <w:rFonts w:hint="eastAsia"/>
+          <w:b/>
+          <w:bCs/>
+        </w:rPr>
+        <w:t>텍스트 피처</w:t>
+      </w:r>
+      <w:r>
+        <w:rPr>
+          <w:rFonts w:hint="eastAsia"/>
+        </w:rPr>
+        <w:t>와 카테고리, 브랜드, 배송 여부, 상품 상태 등의 구조적 피처를 효과적으로 결합하여, 실제 가격과 예측 가격 간의 차이를 최소화하는 모델을 구축한다.</w:t>
       </w:r>
     </w:p>
     <w:p>
-      <w:pPr>
-        <w:pStyle w:val="4"/>
-      </w:pPr>
-      <w:r>
-        <w:rPr>
-          <w:rFonts w:hint="eastAsia"/>
-        </w:rPr>
-        <w:t>5.1.1.1 문제 유형</w:t>
-      </w:r>
-      <w:r>
-        <w:rPr>
-          <w:rFonts w:hint="eastAsia"/>
-        </w:rPr>
-        <w:t xml:space="preserve"> 및 목표</w:t>
+      <w:r>
+        <w:rPr>
+          <w:rFonts w:hint="eastAsia"/>
+        </w:rPr>
+        <w:t>특히, 가격 분포의 특성을 고려하여 Kaggle Mercari 대회의 공식 기준과 동일</w:t>
+      </w:r>
+      <w:r>
+        <w:rPr>
+          <w:rFonts w:hint="eastAsia"/>
+        </w:rPr>
+        <w:t>한</w:t>
+      </w:r>
+      <w:r>
+        <w:rPr>
+          <w:rFonts w:hint="eastAsia"/>
+        </w:rPr>
+        <w:t xml:space="preserve"> RMSLE 평가 지표를 최소화하는 것을 본 프로젝트의 </w:t>
+      </w:r>
+      <w:r>
+        <w:rPr>
+          <w:rFonts w:hint="eastAsia"/>
+          <w:b/>
+          <w:bCs/>
+        </w:rPr>
+        <w:t>최종 목표</w:t>
+      </w:r>
+      <w:r>
+        <w:rPr>
+          <w:rFonts w:hint="eastAsia"/>
+        </w:rPr>
+        <w:t>로 설정한다.</w:t>
       </w:r>
     </w:p>
     <w:p>
-      <w:r>
-        <w:rPr>
-          <w:rFonts w:hint="eastAsia"/>
-        </w:rPr>
-        <w:t xml:space="preserve">본 프로젝트는 </w:t>
+      <w:pPr>
+        <w:pStyle w:val="3"/>
+      </w:pPr>
+      <w:r>
+        <w:rPr>
+          <w:rFonts w:hint="eastAsia"/>
+        </w:rPr>
+        <w:t>5.1.2 머신러닝 이론</w:t>
+      </w:r>
+    </w:p>
+    <w:p>
+      <w:pPr>
+        <w:pStyle w:val="4"/>
+      </w:pPr>
+      <w:r>
+        <w:rPr>
+          <w:rFonts w:hint="eastAsia"/>
+        </w:rPr>
+        <w:t>5.1.2.1 회귀 모델</w:t>
+      </w:r>
+    </w:p>
+    <w:p>
+      <w:r>
+        <w:rPr>
+          <w:rFonts w:hint="eastAsia"/>
+        </w:rPr>
+        <w:t xml:space="preserve">본 프로젝트는 상품 가격이라는 </w:t>
       </w:r>
       <w:r>
         <w:rPr>
@@ -771,7 +737,13 @@
           <w:b/>
           <w:bCs/>
         </w:rPr>
-        <w:t>지도학습 기반 회귀(Regression)</w:t>
+        <w:t>연속형 값을 예측</w:t>
+      </w:r>
+      <w:r>
+        <w:rPr>
+          <w:rFonts w:hint="eastAsia"/>
+        </w:rPr>
+        <w:t xml:space="preserve">하는 문제 특성을 고려하여, </w:t>
       </w:r>
       <w:r>
         <w:rPr>
@@ -779,13 +751,7 @@
           <w:b/>
           <w:bCs/>
         </w:rPr>
-        <w:t xml:space="preserve"> 문제</w:t>
-      </w:r>
-      <w:r>
-        <w:rPr>
-          <w:rFonts w:hint="eastAsia"/>
-        </w:rPr>
-        <w:t xml:space="preserve">로, 상품의 다양한 입력 피처를 활용하여 연속형 값인 </w:t>
+        <w:t>회귀 트리(Tree-based Regression)</w:t>
       </w:r>
       <w:r>
         <w:rPr>
@@ -793,13 +759,13 @@
           <w:b/>
           <w:bCs/>
         </w:rPr>
-        <w:t>상품 판매 가격을 예측</w:t>
-      </w:r>
-      <w:r>
-        <w:rPr>
-          <w:rFonts w:hint="eastAsia"/>
-        </w:rPr>
-        <w:t xml:space="preserve">하는 것을 목표로 한다. 상품명과 상품 설명으로부터 추출한 </w:t>
+        <w:t xml:space="preserve"> </w:t>
+      </w:r>
+      <w:r>
+        <w:rPr>
+          <w:rFonts w:hint="eastAsia"/>
+        </w:rPr>
+        <w:t xml:space="preserve">기반 모델을 중심으로 구성하였다. 특히 </w:t>
       </w:r>
       <w:r>
         <w:rPr>
@@ -807,207 +773,13 @@
           <w:b/>
           <w:bCs/>
         </w:rPr>
-        <w:t>텍스트 피처</w:t>
-      </w:r>
-      <w:r>
-        <w:rPr>
-          <w:rFonts w:hint="eastAsia"/>
-        </w:rPr>
-        <w:t>와 카테고리, 브랜드, 배송 여부, 상품 상태 등의 구조적 피처를 효과적으로 결합하여, 실제 가격과 예측 가격 간의 차이를 최소화하는 모델을 구축한다.</w:t>
-      </w:r>
-    </w:p>
-    <w:p>
-      <w:r>
-        <w:rPr>
-          <w:rFonts w:hint="eastAsia"/>
-        </w:rPr>
-        <w:t>특히, 가격 분포의 특성을 고려하여 Kaggle Mercari 대회의 공식 기준과 동일</w:t>
-      </w:r>
-      <w:r>
-        <w:rPr>
-          <w:rFonts w:hint="eastAsia"/>
-        </w:rPr>
-        <w:t>한</w:t>
-      </w:r>
-      <w:r>
-        <w:rPr>
-          <w:rFonts w:hint="eastAsia"/>
-        </w:rPr>
-        <w:t xml:space="preserve"> RMSLE 평가 지표를 최소화하는 것을 본 프로젝트의 </w:t>
-      </w:r>
-      <w:r>
-        <w:rPr>
-          <w:rFonts w:hint="eastAsia"/>
-          <w:b/>
-          <w:bCs/>
-        </w:rPr>
-        <w:t>최종 목표</w:t>
-      </w:r>
-      <w:r>
-        <w:rPr>
-          <w:rFonts w:hint="eastAsia"/>
-        </w:rPr>
-        <w:t>로 설정한다.</w:t>
-      </w:r>
-    </w:p>
-    <w:p>
-      <w:pPr>
-        <w:pStyle w:val="3"/>
-      </w:pPr>
-      <w:r>
-        <w:rPr>
-          <w:rFonts w:hint="eastAsia"/>
-        </w:rPr>
-        <w:t xml:space="preserve">5.1.2 </w:t>
-      </w:r>
-      <w:proofErr w:type="spellStart"/>
-      <w:r>
-        <w:rPr>
-          <w:rFonts w:hint="eastAsia"/>
-        </w:rPr>
-        <w:t>머신러닝</w:t>
-      </w:r>
-      <w:proofErr w:type="spellEnd"/>
-      <w:r>
-        <w:rPr>
-          <w:rFonts w:hint="eastAsia"/>
-        </w:rPr>
-        <w:t xml:space="preserve"> 이론</w:t>
-      </w:r>
-    </w:p>
-    <w:p>
-      <w:pPr>
-        <w:pStyle w:val="4"/>
-      </w:pPr>
-      <w:r>
-        <w:rPr>
-          <w:rFonts w:hint="eastAsia"/>
-        </w:rPr>
-        <w:t>5.1.2.1 회귀 모델</w:t>
-      </w:r>
-    </w:p>
-    <w:p>
-      <w:r>
-        <w:rPr>
-          <w:rFonts w:hint="eastAsia"/>
-        </w:rPr>
-        <w:t xml:space="preserve">본 프로젝트는 상품 가격이라는 </w:t>
-      </w:r>
-      <w:r>
-        <w:rPr>
-          <w:rFonts w:hint="eastAsia"/>
-          <w:b/>
-          <w:bCs/>
-        </w:rPr>
-        <w:t>연속형 값을 예측</w:t>
-      </w:r>
-      <w:r>
-        <w:rPr>
-          <w:rFonts w:hint="eastAsia"/>
-        </w:rPr>
-        <w:t xml:space="preserve">하는 문제 특성을 고려하여, </w:t>
-      </w:r>
-      <w:r>
-        <w:rPr>
-          <w:rFonts w:hint="eastAsia"/>
-          <w:b/>
-          <w:bCs/>
-        </w:rPr>
-        <w:t>회귀 트리(Tree-based Regression)</w:t>
-      </w:r>
-      <w:r>
-        <w:rPr>
-          <w:rFonts w:hint="eastAsia"/>
-          <w:b/>
-          <w:bCs/>
-        </w:rPr>
-        <w:t xml:space="preserve"> </w:t>
-      </w:r>
-      <w:r>
-        <w:rPr>
-          <w:rFonts w:hint="eastAsia"/>
-        </w:rPr>
-        <w:t xml:space="preserve">기반 모델을 중심으로 구성하였다. 특히 </w:t>
-      </w:r>
-      <w:proofErr w:type="spellStart"/>
-      <w:r>
-        <w:rPr>
-          <w:rFonts w:hint="eastAsia"/>
-          <w:b/>
-          <w:bCs/>
-        </w:rPr>
-        <w:t>LightGBM</w:t>
-      </w:r>
-      <w:proofErr w:type="spellEnd"/>
-      <w:r>
-        <w:rPr>
-          <w:rFonts w:hint="eastAsia"/>
-          <w:b/>
-          <w:bCs/>
-        </w:rPr>
-        <w:t xml:space="preserve">, </w:t>
-      </w:r>
-      <w:proofErr w:type="spellStart"/>
-      <w:r>
-        <w:rPr>
-          <w:rFonts w:hint="eastAsia"/>
-          <w:b/>
-          <w:bCs/>
-        </w:rPr>
-        <w:t>XGBoost</w:t>
-      </w:r>
-      <w:proofErr w:type="spellEnd"/>
-      <w:r>
-        <w:rPr>
-          <w:rFonts w:hint="eastAsia"/>
-          <w:b/>
-          <w:bCs/>
-        </w:rPr>
-        <w:t xml:space="preserve">, </w:t>
-      </w:r>
-      <w:proofErr w:type="spellStart"/>
-      <w:r>
-        <w:rPr>
-          <w:rFonts w:hint="eastAsia"/>
-          <w:b/>
-          <w:bCs/>
-        </w:rPr>
-        <w:t>CatBoost</w:t>
-      </w:r>
-      <w:proofErr w:type="spellEnd"/>
-      <w:r>
-        <w:rPr>
-          <w:rFonts w:hint="eastAsia"/>
-        </w:rPr>
-        <w:t xml:space="preserve">와 같은 </w:t>
-      </w:r>
-      <w:proofErr w:type="spellStart"/>
-      <w:r>
-        <w:rPr>
-          <w:rFonts w:hint="eastAsia"/>
-        </w:rPr>
-        <w:t>그래디언트</w:t>
-      </w:r>
-      <w:proofErr w:type="spellEnd"/>
-      <w:r>
-        <w:rPr>
-          <w:rFonts w:hint="eastAsia"/>
-        </w:rPr>
-        <w:t xml:space="preserve"> </w:t>
-      </w:r>
-      <w:proofErr w:type="spellStart"/>
-      <w:r>
-        <w:rPr>
-          <w:rFonts w:hint="eastAsia"/>
-        </w:rPr>
-        <w:t>부스팅</w:t>
-      </w:r>
-      <w:proofErr w:type="spellEnd"/>
-      <w:r>
-        <w:rPr>
-          <w:rFonts w:hint="eastAsia"/>
-        </w:rPr>
-        <w:t xml:space="preserve"> 계열 모델은 다음과 같은 장점을 가진다.</w:t>
+        <w:t>LightGBM, XGBoost, CatBoost</w:t>
+      </w:r>
+      <w:r>
+        <w:rPr>
+          <w:rFonts w:hint="eastAsia"/>
+        </w:rPr>
+        <w:t>와 같은 그래디언트 부스팅 계열 모델은 다음과 같은 장점을 가진다.</w:t>
       </w:r>
     </w:p>
     <w:p>
@@ -1152,10 +924,10 @@
           <w:noProof/>
         </w:rPr>
         <w:drawing>
-          <wp:inline distT="0" distB="0" distL="0" distR="0" wp14:anchorId="7E895877" wp14:editId="0808F6B3">
-            <wp:extent cx="2971800" cy="683173"/>
-            <wp:effectExtent l="0" t="0" r="0" b="3175"/>
-            <wp:docPr id="314154453" name="그림 1"/>
+          <wp:inline distT="0" distB="0" distL="0" distR="0" wp14:anchorId="3A11BB83" wp14:editId="555355D3">
+            <wp:extent cx="3866667" cy="780952"/>
+            <wp:effectExtent l="0" t="0" r="635" b="635"/>
+            <wp:docPr id="167158081" name="그림 1"/>
             <wp:cNvGraphicFramePr>
               <a:graphicFrameLocks xmlns:a="http://schemas.openxmlformats.org/drawingml/2006/main" noChangeAspect="1"/>
             </wp:cNvGraphicFramePr>
@@ -1163,7 +935,7 @@
               <a:graphicData uri="http://schemas.openxmlformats.org/drawingml/2006/picture">
                 <pic:pic xmlns:pic="http://schemas.openxmlformats.org/drawingml/2006/picture">
                   <pic:nvPicPr>
-                    <pic:cNvPr id="314154453" name=""/>
+                    <pic:cNvPr id="167158081" name=""/>
                     <pic:cNvPicPr/>
                   </pic:nvPicPr>
                   <pic:blipFill>
@@ -1175,7 +947,7 @@
                   <pic:spPr>
                     <a:xfrm>
                       <a:off x="0" y="0"/>
-                      <a:ext cx="2996449" cy="688840"/>
+                      <a:ext cx="3866667" cy="780952"/>
                     </a:xfrm>
                     <a:prstGeom prst="rect">
                       <a:avLst/>
@@ -1271,21 +1043,7 @@
         <w:rPr>
           <w:rFonts w:hint="eastAsia"/>
         </w:rPr>
-        <w:t xml:space="preserve">특성을 지니므로, 가격 분포가 </w:t>
-      </w:r>
-      <w:proofErr w:type="spellStart"/>
-      <w:r>
-        <w:rPr>
-          <w:rFonts w:hint="eastAsia"/>
-        </w:rPr>
-        <w:t>비대칭적인</w:t>
-      </w:r>
-      <w:proofErr w:type="spellEnd"/>
-      <w:r>
-        <w:rPr>
-          <w:rFonts w:hint="eastAsia"/>
-        </w:rPr>
-        <w:t xml:space="preserve"> Mercari 데이터에 적합한 평가 기준이다.</w:t>
+        <w:t>특성을 지니므로, 가격 분포가 비대칭적인 Mercari 데이터에 적합한 평가 기준이다.</w:t>
       </w:r>
     </w:p>
     <w:p>
@@ -1304,101 +1062,21 @@
         <w:rPr>
           <w:rFonts w:hint="eastAsia"/>
         </w:rPr>
-        <w:t xml:space="preserve">회귀 트리 기반 모델은 </w:t>
-      </w:r>
-      <w:proofErr w:type="spellStart"/>
-      <w:r>
-        <w:rPr>
-          <w:rFonts w:hint="eastAsia"/>
-        </w:rPr>
-        <w:t>하이퍼파라미터</w:t>
-      </w:r>
-      <w:proofErr w:type="spellEnd"/>
-      <w:r>
-        <w:rPr>
-          <w:rFonts w:hint="eastAsia"/>
-        </w:rPr>
-        <w:t xml:space="preserve"> 설정에 따라 성능 차이가 크게 발생한다. 이에 따라 본 프로젝트에서는 모델 성능을 효율적으로 개선하기 위해 </w:t>
-      </w:r>
-      <w:proofErr w:type="spellStart"/>
+        <w:t xml:space="preserve">회귀 트리 기반 모델은 하이퍼파라미터 설정에 따라 성능 차이가 크게 발생한다. 이에 따라 본 프로젝트에서는 모델 성능을 효율적으로 개선하기 위해 </w:t>
+      </w:r>
       <w:r>
         <w:rPr>
           <w:rFonts w:hint="eastAsia"/>
           <w:b/>
           <w:bCs/>
         </w:rPr>
-        <w:t>Optuna</w:t>
-      </w:r>
-      <w:proofErr w:type="spellEnd"/>
-      <w:r>
-        <w:rPr>
-          <w:rFonts w:hint="eastAsia"/>
-          <w:b/>
-          <w:bCs/>
-        </w:rPr>
-        <w:t xml:space="preserve"> 기반 베이지안 최적화(Bayesian Optimization) 기법</w:t>
-      </w:r>
-      <w:r>
-        <w:rPr>
-          <w:rFonts w:hint="eastAsia"/>
-        </w:rPr>
-        <w:t xml:space="preserve">을 적용하였다. 베이지안 최적화는 이전 실험 결과를 기반으로 다음 탐색 지점을 확률적으로 선택함으로써, 무작위 탐색이나 그리드 탐색 대비 적은 반복 횟수로도 효율적인 </w:t>
-      </w:r>
-      <w:proofErr w:type="spellStart"/>
-      <w:r>
-        <w:rPr>
-          <w:rFonts w:hint="eastAsia"/>
-        </w:rPr>
-        <w:t>하이퍼파라미터</w:t>
-      </w:r>
-      <w:proofErr w:type="spellEnd"/>
-      <w:r>
-        <w:rPr>
-          <w:rFonts w:hint="eastAsia"/>
-        </w:rPr>
-        <w:t xml:space="preserve"> 탐색이 가능하다. </w:t>
-      </w:r>
-      <w:proofErr w:type="spellStart"/>
-      <w:r>
-        <w:rPr>
-          <w:rFonts w:hint="eastAsia"/>
-        </w:rPr>
-        <w:t>Optuna</w:t>
-      </w:r>
-      <w:proofErr w:type="spellEnd"/>
-      <w:r>
-        <w:rPr>
-          <w:rFonts w:hint="eastAsia"/>
-        </w:rPr>
-        <w:t xml:space="preserve">의 TPE(Tree-structured </w:t>
-      </w:r>
-      <w:proofErr w:type="spellStart"/>
-      <w:r>
-        <w:rPr>
-          <w:rFonts w:hint="eastAsia"/>
-        </w:rPr>
-        <w:t>Parzen</w:t>
-      </w:r>
-      <w:proofErr w:type="spellEnd"/>
-      <w:r>
-        <w:rPr>
-          <w:rFonts w:hint="eastAsia"/>
-        </w:rPr>
-        <w:t xml:space="preserve"> Estimator) 알고리즘을 활용하여 탐색 비용을 최소화하면서도 RMSLE 기준 성능이 우수한 </w:t>
-      </w:r>
-      <w:proofErr w:type="spellStart"/>
-      <w:r>
-        <w:rPr>
-          <w:rFonts w:hint="eastAsia"/>
-        </w:rPr>
-        <w:t>하이퍼파라미터</w:t>
-      </w:r>
-      <w:proofErr w:type="spellEnd"/>
-      <w:r>
-        <w:rPr>
-          <w:rFonts w:hint="eastAsia"/>
-        </w:rPr>
-        <w:t xml:space="preserve"> 조합을 도출하고자 하였다.</w:t>
+        <w:t>Optuna 기반 베이지안 최적화(Bayesian Optimization) 기법</w:t>
+      </w:r>
+      <w:r>
+        <w:rPr>
+          <w:rFonts w:hint="eastAsia"/>
+        </w:rPr>
+        <w:t>을 적용하였다. 베이지안 최적화는 이전 실험 결과를 기반으로 다음 탐색 지점을 확률적으로 선택함으로써, 무작위 탐색이나 그리드 탐색 대비 적은 반복 횟수로도 효율적인 하이퍼파라미터 탐색이 가능하다. Optuna의 TPE(Tree-structured Parzen Estimator) 알고리즘을 활용하여 탐색 비용을 최소화하면서도 RMSLE 기준 성능이 우수한 하이퍼파라미터 조합을 도출하고자 하였다.</w:t>
       </w:r>
     </w:p>
     <w:sectPr>
